--- a/后宫（未完成）.docx
+++ b/后宫（未完成）.docx
@@ -94,23 +94,51 @@
           <w:rFonts w:hint="eastAsia"/>
           <w:szCs w:val="21"/>
         </w:rPr>
-        <w:t>直直向我扑过来，死死抱住我的腿。我一惊：“怎么了！”她脸上泪痕横一道纵一道的，死命哭喊道：“她们冒充我，还欺负我！”我抬头一看，吓了一跳：除了我面前这一个，房间里还有三个长得一模一样的小纯！</w:t>
-      </w:r>
-    </w:p>
-    <w:p>
-      <w:pPr>
-        <w:ind w:firstLineChars="200" w:firstLine="420"/>
-        <w:rPr>
-          <w:rFonts w:hint="eastAsia"/>
-          <w:szCs w:val="21"/>
-        </w:rPr>
-      </w:pPr>
-      <w:r>
-        <w:rPr>
-          <w:rFonts w:hint="eastAsia"/>
-          <w:szCs w:val="21"/>
-        </w:rPr>
-        <w:t>“啊！这是什么……”我语无伦次了。正当第一个小纯跪在地上抱着我的腿哭哭啼啼的时候，里面的三个也不甘示弱。其中一个率先气势汹汹的跑过来，指着第一个喊道：“说谁冒牌货呢！恶人先告状！”然后转过来对着我：“智伢子，你最了解我了，你得明辨是非啊！”第三个小纯也从墙角的椅子上站起来，皱着眉头说：“哎呀，乱七八糟的。智伢子，你可别被吓到了。我不知道她们是不是真的，可是我知道我一定是真的，对吧？”她带着微笑走过来朝我伸出手，那深情的样子让人很难怀疑。而第四个小纯靠着一个抱枕坐在床上，一副不耐烦的样子，二郎腿翘得老高。这个小纯什么都没说，只是瞪着</w:t>
+        <w:t>直直向我扑过来，死死抱住我的腿。我一惊：“怎么了！”她脸上泪痕横一道纵一道的，死命哭喊道：“她们冒充我，还欺负我！”我抬头一看，</w:t>
+      </w:r>
+      <w:r>
+        <w:rPr>
+          <w:rFonts w:hint="eastAsia"/>
+          <w:szCs w:val="21"/>
+        </w:rPr>
+        <w:t>可被</w:t>
+      </w:r>
+      <w:r>
+        <w:rPr>
+          <w:rFonts w:hint="eastAsia"/>
+          <w:szCs w:val="21"/>
+        </w:rPr>
+        <w:t>吓了一</w:t>
+      </w:r>
+      <w:r>
+        <w:rPr>
+          <w:rFonts w:hint="eastAsia"/>
+          <w:szCs w:val="21"/>
+        </w:rPr>
+        <w:t>大</w:t>
+      </w:r>
+      <w:r>
+        <w:rPr>
+          <w:rFonts w:hint="eastAsia"/>
+          <w:szCs w:val="21"/>
+        </w:rPr>
+        <w:t>跳：除了我面前这一个，房间里还有三个长得一模一样的小纯！</w:t>
+      </w:r>
+    </w:p>
+    <w:p>
+      <w:pPr>
+        <w:ind w:firstLineChars="200" w:firstLine="420"/>
+        <w:rPr>
+          <w:rFonts w:hint="eastAsia"/>
+          <w:szCs w:val="21"/>
+        </w:rPr>
+      </w:pPr>
+      <w:r>
+        <w:rPr>
+          <w:rFonts w:hint="eastAsia"/>
+          <w:szCs w:val="21"/>
+        </w:rPr>
+        <w:t>“啊！这是什么……”我语无伦次了。正当第一个小纯跪在地上抱着我的腿哭哭啼啼的时候，里面的三个也不甘示弱。其中一个率先气势汹汹的跑过来，指着第一个喊道：“说谁冒牌货呢！恶人先告状！”然后转过来对着我：“智伢子，你最了解我了，你得明辨是非啊！”第三个小纯也从墙角的椅子上站起来说：“哎呀，乱七八糟的。智伢子，你可别被吓到了。我不知道她们是不是真的，可是我知道我一定是真的，对吧？”她带着微笑走过来朝我伸出手，那深情的样子让人很难怀疑。而第四个小纯靠着一个抱枕坐在床上，一副不耐烦的样子，二郎腿翘得老高。这个小纯什么都没说，只是瞪着</w:t>
       </w:r>
       <w:r>
         <w:rPr>
@@ -131,6 +159,7 @@
       <w:pPr>
         <w:ind w:firstLineChars="200" w:firstLine="420"/>
         <w:rPr>
+          <w:rFonts w:hint="eastAsia"/>
           <w:szCs w:val="21"/>
         </w:rPr>
       </w:pPr>
